--- a/dataset/guides/SYS/guide/IT-SYS-004_메일 이용 장애 대응 가이드.docx
+++ b/dataset/guides/SYS/guide/IT-SYS-004_메일 이용 장애 대응 가이드.docx
@@ -2494,22 +2494,6 @@
     </w:p>
     <w:p>
       <w:pPr>
-        <w:pStyle w:val="ListParagraph"/>
-        <w:numPr>
-          <w:ilvl w:val="0"/>
-          <w:numId w:val="2"/>
-        </w:numPr>
-        <w:spacing w:after="40"/>
-      </w:pPr>
-      <w:r>
-        <w:rPr>
-          <w:rFonts w:ascii="맑은 고딕" w:cs="맑은 고딕" w:eastAsia="맑은 고딕" w:hAnsi="맑은 고딕"/>
-        </w:rPr>
-        <w:t xml:space="preserve">고객사가 메일을 보냈다는데 받지 못했다.</w:t>
-      </w:r>
-    </w:p>
-    <w:p>
-      <w:pPr>
         <w:spacing w:after="80" w:before="40"/>
         <w:ind w:left="140"/>
       </w:pPr>
@@ -4422,22 +4406,6 @@
         <w:rPr>
           <w:rFonts w:ascii="맑은 고딕" w:cs="맑은 고딕" w:eastAsia="맑은 고딕" w:hAnsi="맑은 고딕"/>
         </w:rPr>
-        <w:t xml:space="preserve">메일 용량이 다 찼다고 빨간 경고가 뜬다.</w:t>
-      </w:r>
-    </w:p>
-    <w:p>
-      <w:pPr>
-        <w:pStyle w:val="ListParagraph"/>
-        <w:numPr>
-          <w:ilvl w:val="0"/>
-          <w:numId w:val="2"/>
-        </w:numPr>
-        <w:spacing w:after="40"/>
-      </w:pPr>
-      <w:r>
-        <w:rPr>
-          <w:rFonts w:ascii="맑은 고딕" w:cs="맑은 고딕" w:eastAsia="맑은 고딕" w:hAnsi="맑은 고딕"/>
-        </w:rPr>
         <w:t xml:space="preserve">메일함 용량 부족 경고가 계속 떠서 용량을 늘릴 수 있는지 궁금하다.</w:t>
       </w:r>
     </w:p>
@@ -6361,22 +6329,6 @@
           <w:rFonts w:ascii="맑은 고딕" w:cs="맑은 고딕" w:eastAsia="맑은 고딕" w:hAnsi="맑은 고딕"/>
         </w:rPr>
         <w:t xml:space="preserve">해외 거래처로 보낸 메일이 전부 반송되고, 팀 전체가 같은 증상이다.</w:t>
-      </w:r>
-    </w:p>
-    <w:p>
-      <w:pPr>
-        <w:pStyle w:val="ListParagraph"/>
-        <w:numPr>
-          <w:ilvl w:val="0"/>
-          <w:numId w:val="2"/>
-        </w:numPr>
-        <w:spacing w:after="40"/>
-      </w:pPr>
-      <w:r>
-        <w:rPr>
-          <w:rFonts w:ascii="맑은 고딕" w:cs="맑은 고딕" w:eastAsia="맑은 고딕" w:hAnsi="맑은 고딕"/>
-        </w:rPr>
-        <w:t xml:space="preserve">해외로 보낸 메일이 전부 되돌아오고, 팀원들도 그렇다.</w:t>
       </w:r>
     </w:p>
     <w:p>
